--- a/Tailored_CVs/Shinoy_Trinamics_Systems_Test_Engineer.docx
+++ b/Tailored_CVs/Shinoy_Trinamics_Systems_Test_Engineer.docx
@@ -70,7 +70,7 @@
           <w:b w:val="0"/>
           <w:sz w:val="19"/>
         </w:rPr>
-        <w:t>I am a QA automation engineer with over 8 years of experience building scalable test frameworks and verifying software in regulated environments. I have strong experience translating requirements into structured test cases, managing defect tracking, and running automated regression suites. I've also used Gemini Code Assist to streamline test generation tasks.</w:t>
+        <w:t>I am a QA automation engineer with over 8 years of experience testing software in regulated financial environments. I have built scalable testing frameworks using Java Selenium and Playwright, and I am comfortable working with requirement-based verification. Recently, I have also used tools like Gemini Code Assist to streamline test generation. I hold a valid EU residence permit and live in Amstelveen.</w:t>
       </w:r>
     </w:p>
     <w:p>
@@ -288,7 +288,7 @@
           <w:b w:val="0"/>
           <w:sz w:val="18"/>
         </w:rPr>
-        <w:t>▸ Turned system requirements into measurable test cases covering functionality, integration, and edge cases for banking and financial applications.</w:t>
+        <w:t>▸ Turned system requirements into measurable test cases and maintained test coverage across credit risk workflows.</w:t>
       </w:r>
     </w:p>
     <w:p>
@@ -301,7 +301,7 @@
           <w:b w:val="0"/>
           <w:sz w:val="18"/>
         </w:rPr>
-        <w:t>▸ Built and maintained scalable test automation frameworks using Java Selenium and TypeScript Playwright to support complex release cycles.</w:t>
+        <w:t>▸ Migrated testing frameworks to Playwright TypeScript, improving execution efficiency by 20% in a microservices environment.</w:t>
       </w:r>
     </w:p>
     <w:p>
@@ -314,7 +314,7 @@
           <w:b w:val="0"/>
           <w:sz w:val="18"/>
         </w:rPr>
-        <w:t>▸ Managed defect tracking using JIRA and performed continuous regression testing to ensure high software stability before deployment.</w:t>
+        <w:t>▸ Performed requirementbased verification, functional testing, and integration checks on deployment builds to ensure release stability.</w:t>
       </w:r>
     </w:p>
     <w:p>
@@ -327,7 +327,7 @@
           <w:b w:val="0"/>
           <w:sz w:val="18"/>
         </w:rPr>
-        <w:t>▸ Streamlined test generation and deployment scripts by utilizing AI tools like Gemini Code Assist.</w:t>
+        <w:t>▸ Streamlined test generation scripts and deployment processes using Gemini Code Assist to support efficient QA workflows.</w:t>
       </w:r>
     </w:p>
     <w:p>
